--- a/files/Acknowledgements.docx
+++ b/files/Acknowledgements.docx
@@ -4,7 +4,6 @@
   <w:body>
     <w:p>
       <w:pPr>
-        <w:jc w:val="center"/>
         <w:rPr>
           <w:sz w:val="72"/>
           <w:szCs w:val="72"/>
@@ -15,7 +14,51 @@
           <w:sz w:val="72"/>
           <w:szCs w:val="72"/>
         </w:rPr>
-        <w:t>Acknowledgements</w:t>
+        <w:t>………………………………………………………………………………………………</w:t>
+      </w:r>
+      <w:r>
+        <w:rPr>
+          <w:sz w:val="72"/>
+          <w:szCs w:val="72"/>
+        </w:rPr>
+        <w:t>…</w:t>
+      </w:r>
+      <w:r>
+        <w:rPr>
+          <w:sz w:val="72"/>
+          <w:szCs w:val="72"/>
+        </w:rPr>
+        <w:t>……</w:t>
+      </w:r>
+      <w:r>
+        <w:rPr>
+          <w:sz w:val="72"/>
+          <w:szCs w:val="72"/>
+        </w:rPr>
+        <w:t>.</w:t>
+      </w:r>
+    </w:p>
+    <w:p>
+      <w:pPr>
+        <w:jc w:val="center"/>
+        <w:rPr>
+          <w:sz w:val="72"/>
+          <w:szCs w:val="72"/>
+        </w:rPr>
+      </w:pPr>
+      <w:r>
+        <w:rPr>
+          <w:sz w:val="72"/>
+          <w:szCs w:val="72"/>
+        </w:rPr>
+        <w:t>Acknowledg</w:t>
+      </w:r>
+      <w:r>
+        <w:rPr>
+          <w:sz w:val="72"/>
+          <w:szCs w:val="72"/>
+        </w:rPr>
+        <w:t>ments</w:t>
       </w:r>
     </w:p>
     <w:p>
@@ -44,14 +87,15 @@
       </w:pPr>
       <w:r>
         <w:rPr>
+          <w:noProof/>
           <w:sz w:val="36"/>
           <w:szCs w:val="36"/>
         </w:rPr>
         <w:drawing>
           <wp:inline distT="0" distB="0" distL="0" distR="0">
-            <wp:extent cx="5118242" cy="929640"/>
-            <wp:effectExtent l="0" t="0" r="6350" b="3810"/>
-            <wp:docPr id="1" name="Picture 1" descr="http://www.nsf.gov/images/nsf_logo.png"/>
+            <wp:extent cx="7450008" cy="2537460"/>
+            <wp:effectExtent l="0" t="0" r="0" b="0"/>
+            <wp:docPr id="7" name="Picture 7"/>
             <wp:cNvGraphicFramePr>
               <a:graphicFrameLocks xmlns:a="http://schemas.openxmlformats.org/drawingml/2006/main" noChangeAspect="1"/>
             </wp:cNvGraphicFramePr>
@@ -59,13 +103,88 @@
               <a:graphicData uri="http://schemas.openxmlformats.org/drawingml/2006/picture">
                 <pic:pic xmlns:pic="http://schemas.openxmlformats.org/drawingml/2006/picture">
                   <pic:nvPicPr>
-                    <pic:cNvPr id="0" name="Picture 1" descr="http://www.nsf.gov/images/nsf_logo.png"/>
+                    <pic:cNvPr id="7" name="2edbc79.png"/>
+                    <pic:cNvPicPr/>
+                  </pic:nvPicPr>
+                  <pic:blipFill>
+                    <a:blip r:embed="rId5">
+                      <a:extLst>
+                        <a:ext uri="{28A0092B-C50C-407E-A947-70E740481C1C}">
+                          <a14:useLocalDpi xmlns:a14="http://schemas.microsoft.com/office/drawing/2010/main" val="0"/>
+                        </a:ext>
+                      </a:extLst>
+                    </a:blip>
+                    <a:stretch>
+                      <a:fillRect/>
+                    </a:stretch>
+                  </pic:blipFill>
+                  <pic:spPr>
+                    <a:xfrm>
+                      <a:off x="0" y="0"/>
+                      <a:ext cx="7475374" cy="2546099"/>
+                    </a:xfrm>
+                    <a:prstGeom prst="rect">
+                      <a:avLst/>
+                    </a:prstGeom>
+                  </pic:spPr>
+                </pic:pic>
+              </a:graphicData>
+            </a:graphic>
+          </wp:inline>
+        </w:drawing>
+      </w:r>
+    </w:p>
+    <w:p>
+      <w:pPr>
+        <w:jc w:val="center"/>
+        <w:rPr>
+          <w:sz w:val="36"/>
+          <w:szCs w:val="36"/>
+        </w:rPr>
+      </w:pPr>
+      <w:hyperlink r:id="rId6" w:history="1">
+        <w:r>
+          <w:rPr>
+            <w:rStyle w:val="Hyperlink"/>
+            <w:sz w:val="36"/>
+            <w:szCs w:val="36"/>
+          </w:rPr>
+          <w:t>http://www.nsf.gov/</w:t>
+        </w:r>
+      </w:hyperlink>
+    </w:p>
+    <w:p>
+      <w:pPr>
+        <w:jc w:val="center"/>
+        <w:rPr>
+          <w:sz w:val="36"/>
+          <w:szCs w:val="36"/>
+        </w:rPr>
+      </w:pPr>
+      <w:r>
+        <w:rPr>
+          <w:noProof/>
+        </w:rPr>
+        <w:lastRenderedPageBreak/>
+        <w:drawing>
+          <wp:inline distT="0" distB="0" distL="0" distR="0" wp14:anchorId="0371F14F" wp14:editId="19774620">
+            <wp:extent cx="5303520" cy="2841171"/>
+            <wp:effectExtent l="0" t="0" r="0" b="0"/>
+            <wp:docPr id="2" name="Picture 2" descr="https://icer.msu.edu/sites/default/files/images/news/XSEDE-Article-Image.png"/>
+            <wp:cNvGraphicFramePr>
+              <a:graphicFrameLocks xmlns:a="http://schemas.openxmlformats.org/drawingml/2006/main" noChangeAspect="1"/>
+            </wp:cNvGraphicFramePr>
+            <a:graphic xmlns:a="http://schemas.openxmlformats.org/drawingml/2006/main">
+              <a:graphicData uri="http://schemas.openxmlformats.org/drawingml/2006/picture">
+                <pic:pic xmlns:pic="http://schemas.openxmlformats.org/drawingml/2006/picture">
+                  <pic:nvPicPr>
+                    <pic:cNvPr id="0" name="Picture 7" descr="https://icer.msu.edu/sites/default/files/images/news/XSEDE-Article-Image.png"/>
                     <pic:cNvPicPr>
                       <a:picLocks noChangeAspect="1" noChangeArrowheads="1"/>
                     </pic:cNvPicPr>
                   </pic:nvPicPr>
                   <pic:blipFill>
-                    <a:blip r:embed="rId4">
+                    <a:blip r:embed="rId7">
                       <a:extLst>
                         <a:ext uri="{28A0092B-C50C-407E-A947-70E740481C1C}">
                           <a14:useLocalDpi xmlns:a14="http://schemas.microsoft.com/office/drawing/2010/main" val="0"/>
@@ -80,7 +199,7 @@
                   <pic:spPr bwMode="auto">
                     <a:xfrm>
                       <a:off x="0" y="0"/>
-                      <a:ext cx="5138527" cy="933324"/>
+                      <a:ext cx="5434753" cy="2911474"/>
                     </a:xfrm>
                     <a:prstGeom prst="rect">
                       <a:avLst/>
@@ -99,87 +218,6 @@
     </w:p>
     <w:p>
       <w:pPr>
-        <w:ind w:left="2160" w:firstLine="720"/>
-        <w:rPr>
-          <w:sz w:val="36"/>
-          <w:szCs w:val="36"/>
-        </w:rPr>
-      </w:pPr>
-      <w:hyperlink r:id="rId5" w:history="1">
-        <w:r>
-          <w:rPr>
-            <w:rStyle w:val="Hyperlink"/>
-            <w:sz w:val="36"/>
-            <w:szCs w:val="36"/>
-          </w:rPr>
-          <w:t>http://www.nsf.gov/</w:t>
-        </w:r>
-      </w:hyperlink>
-    </w:p>
-    <w:p>
-      <w:pPr>
-        <w:jc w:val="center"/>
-        <w:rPr>
-          <w:sz w:val="36"/>
-          <w:szCs w:val="36"/>
-        </w:rPr>
-      </w:pPr>
-      <w:r>
-        <w:rPr>
-          <w:noProof/>
-        </w:rPr>
-        <w:drawing>
-          <wp:inline distT="0" distB="0" distL="0" distR="0" wp14:anchorId="0371F14F" wp14:editId="19774620">
-            <wp:extent cx="3649980" cy="1955346"/>
-            <wp:effectExtent l="0" t="0" r="7620" b="6985"/>
-            <wp:docPr id="2" name="Picture 2" descr="https://icer.msu.edu/sites/default/files/images/news/XSEDE-Article-Image.png"/>
-            <wp:cNvGraphicFramePr>
-              <a:graphicFrameLocks xmlns:a="http://schemas.openxmlformats.org/drawingml/2006/main" noChangeAspect="1"/>
-            </wp:cNvGraphicFramePr>
-            <a:graphic xmlns:a="http://schemas.openxmlformats.org/drawingml/2006/main">
-              <a:graphicData uri="http://schemas.openxmlformats.org/drawingml/2006/picture">
-                <pic:pic xmlns:pic="http://schemas.openxmlformats.org/drawingml/2006/picture">
-                  <pic:nvPicPr>
-                    <pic:cNvPr id="0" name="Picture 7" descr="https://icer.msu.edu/sites/default/files/images/news/XSEDE-Article-Image.png"/>
-                    <pic:cNvPicPr>
-                      <a:picLocks noChangeAspect="1" noChangeArrowheads="1"/>
-                    </pic:cNvPicPr>
-                  </pic:nvPicPr>
-                  <pic:blipFill>
-                    <a:blip r:embed="rId6">
-                      <a:extLst>
-                        <a:ext uri="{28A0092B-C50C-407E-A947-70E740481C1C}">
-                          <a14:useLocalDpi xmlns:a14="http://schemas.microsoft.com/office/drawing/2010/main" val="0"/>
-                        </a:ext>
-                      </a:extLst>
-                    </a:blip>
-                    <a:srcRect/>
-                    <a:stretch>
-                      <a:fillRect/>
-                    </a:stretch>
-                  </pic:blipFill>
-                  <pic:spPr bwMode="auto">
-                    <a:xfrm>
-                      <a:off x="0" y="0"/>
-                      <a:ext cx="3705963" cy="1985337"/>
-                    </a:xfrm>
-                    <a:prstGeom prst="rect">
-                      <a:avLst/>
-                    </a:prstGeom>
-                    <a:noFill/>
-                    <a:ln>
-                      <a:noFill/>
-                    </a:ln>
-                  </pic:spPr>
-                </pic:pic>
-              </a:graphicData>
-            </a:graphic>
-          </wp:inline>
-        </w:drawing>
-      </w:r>
-    </w:p>
-    <w:p>
-      <w:pPr>
         <w:spacing w:after="0"/>
         <w:jc w:val="center"/>
         <w:rPr>
@@ -187,7 +225,7 @@
           <w:szCs w:val="36"/>
         </w:rPr>
       </w:pPr>
-      <w:hyperlink r:id="rId7" w:history="1">
+      <w:hyperlink r:id="rId8" w:history="1">
         <w:r>
           <w:rPr>
             <w:rStyle w:val="Hyperlink"/>
@@ -203,21 +241,31 @@
         <w:spacing w:after="0"/>
         <w:jc w:val="center"/>
         <w:rPr>
-          <w:sz w:val="28"/>
-          <w:szCs w:val="28"/>
-        </w:rPr>
-      </w:pPr>
-      <w:r>
-        <w:rPr>
-          <w:sz w:val="28"/>
-          <w:szCs w:val="28"/>
+          <w:sz w:val="32"/>
+          <w:szCs w:val="32"/>
+        </w:rPr>
+      </w:pPr>
+    </w:p>
+    <w:p>
+      <w:pPr>
+        <w:spacing w:after="0"/>
+        <w:jc w:val="center"/>
+        <w:rPr>
+          <w:sz w:val="32"/>
+          <w:szCs w:val="32"/>
+        </w:rPr>
+      </w:pPr>
+      <w:r>
+        <w:rPr>
+          <w:sz w:val="32"/>
+          <w:szCs w:val="32"/>
         </w:rPr>
         <w:t>With Special Thanks to</w:t>
       </w:r>
       <w:r>
         <w:rPr>
-          <w:sz w:val="28"/>
-          <w:szCs w:val="28"/>
+          <w:sz w:val="32"/>
+          <w:szCs w:val="32"/>
         </w:rPr>
         <w:t>:</w:t>
       </w:r>
@@ -232,14 +280,15 @@
       </w:pPr>
       <w:r>
         <w:rPr>
+          <w:noProof/>
           <w:sz w:val="36"/>
           <w:szCs w:val="36"/>
         </w:rPr>
         <w:drawing>
-          <wp:inline distT="0" distB="0" distL="0" distR="0" wp14:anchorId="0720421A" wp14:editId="7B948368">
-            <wp:extent cx="1676400" cy="2514600"/>
-            <wp:effectExtent l="0" t="0" r="0" b="0"/>
-            <wp:docPr id="6" name="Picture 6" descr="Emre Brookes, PhD photo"/>
+          <wp:inline distT="0" distB="0" distL="0" distR="0">
+            <wp:extent cx="4504121" cy="2834640"/>
+            <wp:effectExtent l="0" t="0" r="0" b="3810"/>
+            <wp:docPr id="6" name="Picture 6"/>
             <wp:cNvGraphicFramePr>
               <a:graphicFrameLocks xmlns:a="http://schemas.openxmlformats.org/drawingml/2006/main" noChangeAspect="1"/>
             </wp:cNvGraphicFramePr>
@@ -247,73 +296,10 @@
               <a:graphicData uri="http://schemas.openxmlformats.org/drawingml/2006/picture">
                 <pic:pic xmlns:pic="http://schemas.openxmlformats.org/drawingml/2006/picture">
                   <pic:nvPicPr>
-                    <pic:cNvPr id="0" name="Picture 9" descr="Emre Brookes, PhD photo"/>
-                    <pic:cNvPicPr>
-                      <a:picLocks noChangeAspect="1" noChangeArrowheads="1"/>
-                    </pic:cNvPicPr>
+                    <pic:cNvPr id="6" name="Ack.png"/>
+                    <pic:cNvPicPr/>
                   </pic:nvPicPr>
                   <pic:blipFill>
-                    <a:blip r:embed="rId8">
-                      <a:extLst>
-                        <a:ext uri="{28A0092B-C50C-407E-A947-70E740481C1C}">
-                          <a14:useLocalDpi xmlns:a14="http://schemas.microsoft.com/office/drawing/2010/main" val="0"/>
-                        </a:ext>
-                      </a:extLst>
-                    </a:blip>
-                    <a:srcRect/>
-                    <a:stretch>
-                      <a:fillRect/>
-                    </a:stretch>
-                  </pic:blipFill>
-                  <pic:spPr bwMode="auto">
-                    <a:xfrm>
-                      <a:off x="0" y="0"/>
-                      <a:ext cx="1676400" cy="2514600"/>
-                    </a:xfrm>
-                    <a:prstGeom prst="rect">
-                      <a:avLst/>
-                    </a:prstGeom>
-                    <a:noFill/>
-                    <a:ln>
-                      <a:noFill/>
-                    </a:ln>
-                  </pic:spPr>
-                </pic:pic>
-              </a:graphicData>
-            </a:graphic>
-          </wp:inline>
-        </w:drawing>
-      </w:r>
-      <w:r>
-        <w:rPr>
-          <w:sz w:val="36"/>
-          <w:szCs w:val="36"/>
-        </w:rPr>
-        <w:t xml:space="preserve">                        </w:t>
-      </w:r>
-      <w:r>
-        <w:rPr>
-          <w:sz w:val="36"/>
-          <w:szCs w:val="36"/>
-        </w:rPr>
-        <w:drawing>
-          <wp:inline distT="0" distB="0" distL="0" distR="0" wp14:anchorId="0B82342E" wp14:editId="1D1884E1">
-            <wp:extent cx="1630680" cy="2489062"/>
-            <wp:effectExtent l="0" t="0" r="7620" b="6985"/>
-            <wp:docPr id="7" name="Picture 7" descr="http://nia.ecsu.edu/ur/1314/131001nobcche/images/nobcche_04.png"/>
-            <wp:cNvGraphicFramePr>
-              <a:graphicFrameLocks xmlns:a="http://schemas.openxmlformats.org/drawingml/2006/main" noChangeAspect="1"/>
-            </wp:cNvGraphicFramePr>
-            <a:graphic xmlns:a="http://schemas.openxmlformats.org/drawingml/2006/main">
-              <a:graphicData uri="http://schemas.openxmlformats.org/drawingml/2006/picture">
-                <pic:pic xmlns:pic="http://schemas.openxmlformats.org/drawingml/2006/picture">
-                  <pic:nvPicPr>
-                    <pic:cNvPr id="0" name="Picture 11" descr="http://nia.ecsu.edu/ur/1314/131001nobcche/images/nobcche_04.png"/>
-                    <pic:cNvPicPr>
-                      <a:picLocks noChangeAspect="1" noChangeArrowheads="1"/>
-                    </pic:cNvPicPr>
-                  </pic:nvPicPr>
-                  <pic:blipFill rotWithShape="1">
                     <a:blip r:embed="rId9">
                       <a:extLst>
                         <a:ext uri="{28A0092B-C50C-407E-A947-70E740481C1C}">
@@ -321,26 +307,18 @@
                         </a:ext>
                       </a:extLst>
                     </a:blip>
-                    <a:srcRect l="78741" t="2378" b="11649"/>
-                    <a:stretch/>
+                    <a:stretch>
+                      <a:fillRect/>
+                    </a:stretch>
                   </pic:blipFill>
-                  <pic:spPr bwMode="auto">
+                  <pic:spPr>
                     <a:xfrm>
                       <a:off x="0" y="0"/>
-                      <a:ext cx="1643169" cy="2508126"/>
+                      <a:ext cx="4515609" cy="2841870"/>
                     </a:xfrm>
                     <a:prstGeom prst="rect">
                       <a:avLst/>
                     </a:prstGeom>
-                    <a:noFill/>
-                    <a:ln>
-                      <a:noFill/>
-                    </a:ln>
-                    <a:extLst>
-                      <a:ext uri="{53640926-AAD7-44D8-BBD7-CCE9431645EC}">
-                        <a14:shadowObscured xmlns:a14="http://schemas.microsoft.com/office/drawing/2010/main"/>
-                      </a:ext>
-                    </a:extLst>
                   </pic:spPr>
                 </pic:pic>
               </a:graphicData>
@@ -363,250 +341,9 @@
           <w:sz w:val="36"/>
           <w:szCs w:val="36"/>
         </w:rPr>
-        <mc:AlternateContent>
-          <mc:Choice Requires="wps">
-            <w:drawing>
-              <wp:anchor distT="45720" distB="45720" distL="114300" distR="114300" simplePos="0" relativeHeight="251661312" behindDoc="0" locked="0" layoutInCell="1" allowOverlap="1" wp14:anchorId="2B53664D" wp14:editId="398852DE">
-                <wp:simplePos x="0" y="0"/>
-                <wp:positionH relativeFrom="column">
-                  <wp:posOffset>3528060</wp:posOffset>
-                </wp:positionH>
-                <wp:positionV relativeFrom="paragraph">
-                  <wp:posOffset>5715</wp:posOffset>
-                </wp:positionV>
-                <wp:extent cx="1859280" cy="266700"/>
-                <wp:effectExtent l="0" t="0" r="26670" b="19050"/>
-                <wp:wrapSquare wrapText="bothSides"/>
-                <wp:docPr id="8" name="Text Box 2"/>
-                <wp:cNvGraphicFramePr>
-                  <a:graphicFrameLocks xmlns:a="http://schemas.openxmlformats.org/drawingml/2006/main"/>
-                </wp:cNvGraphicFramePr>
-                <a:graphic xmlns:a="http://schemas.openxmlformats.org/drawingml/2006/main">
-                  <a:graphicData uri="http://schemas.microsoft.com/office/word/2010/wordprocessingShape">
-                    <wps:wsp>
-                      <wps:cNvSpPr txBox="1">
-                        <a:spLocks noChangeArrowheads="1"/>
-                      </wps:cNvSpPr>
-                      <wps:spPr bwMode="auto">
-                        <a:xfrm>
-                          <a:off x="0" y="0"/>
-                          <a:ext cx="1859280" cy="266700"/>
-                        </a:xfrm>
-                        <a:prstGeom prst="rect">
-                          <a:avLst/>
-                        </a:prstGeom>
-                        <a:solidFill>
-                          <a:srgbClr val="FFFFFF"/>
-                        </a:solidFill>
-                        <a:ln w="9525">
-                          <a:solidFill>
-                            <a:srgbClr val="000000"/>
-                          </a:solidFill>
-                          <a:miter lim="800000"/>
-                          <a:headEnd/>
-                          <a:tailEnd/>
-                        </a:ln>
-                      </wps:spPr>
-                      <wps:txbx>
-                        <w:txbxContent>
-                          <w:p>
-                            <w:r>
-                              <w:t xml:space="preserve">Dr. </w:t>
-                            </w:r>
-                            <w:proofErr w:type="spellStart"/>
-                            <w:r>
-                              <w:t>Sudhakar</w:t>
-                            </w:r>
-                            <w:proofErr w:type="spellEnd"/>
-                            <w:r>
-                              <w:t xml:space="preserve"> </w:t>
-                            </w:r>
-                            <w:proofErr w:type="spellStart"/>
-                            <w:r>
-                              <w:t>Pamidighantam</w:t>
-                            </w:r>
-                            <w:proofErr w:type="spellEnd"/>
-                          </w:p>
-                        </w:txbxContent>
-                      </wps:txbx>
-                      <wps:bodyPr rot="0" vert="horz" wrap="square" lIns="91440" tIns="45720" rIns="91440" bIns="45720" anchor="t" anchorCtr="0">
-                        <a:noAutofit/>
-                      </wps:bodyPr>
-                    </wps:wsp>
-                  </a:graphicData>
-                </a:graphic>
-                <wp14:sizeRelH relativeFrom="margin">
-                  <wp14:pctWidth>0</wp14:pctWidth>
-                </wp14:sizeRelH>
-                <wp14:sizeRelV relativeFrom="margin">
-                  <wp14:pctHeight>0</wp14:pctHeight>
-                </wp14:sizeRelV>
-              </wp:anchor>
-            </w:drawing>
-          </mc:Choice>
-          <mc:Fallback>
-            <w:pict>
-              <v:shapetype w14:anchorId="2B53664D" id="_x0000_t202" coordsize="21600,21600" o:spt="202" path="m,l,21600r21600,l21600,xe">
-                <v:stroke joinstyle="miter"/>
-                <v:path gradientshapeok="t" o:connecttype="rect"/>
-              </v:shapetype>
-              <v:shape id="Text Box 2" o:spid="_x0000_s1026" type="#_x0000_t202" style="position:absolute;left:0;text-align:left;margin-left:277.8pt;margin-top:.45pt;width:146.4pt;height:21pt;z-index:251661312;visibility:visible;mso-wrap-style:square;mso-width-percent:0;mso-height-percent:0;mso-wrap-distance-left:9pt;mso-wrap-distance-top:3.6pt;mso-wrap-distance-right:9pt;mso-wrap-distance-bottom:3.6pt;mso-position-horizontal:absolute;mso-position-horizontal-relative:text;mso-position-vertical:absolute;mso-position-vertical-relative:text;mso-width-percent:0;mso-height-percent:0;mso-width-relative:margin;mso-height-relative:margin;v-text-anchor:top" o:gfxdata="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">
-                <v:textbox>
-                  <w:txbxContent>
-                    <w:p>
-                      <w:r>
-                        <w:t xml:space="preserve">Dr. </w:t>
-                      </w:r>
-                      <w:proofErr w:type="spellStart"/>
-                      <w:r>
-                        <w:t>Sudhakar</w:t>
-                      </w:r>
-                      <w:proofErr w:type="spellEnd"/>
-                      <w:r>
-                        <w:t xml:space="preserve"> </w:t>
-                      </w:r>
-                      <w:proofErr w:type="spellStart"/>
-                      <w:r>
-                        <w:t>Pamidighantam</w:t>
-                      </w:r>
-                      <w:proofErr w:type="spellEnd"/>
-                    </w:p>
-                  </w:txbxContent>
-                </v:textbox>
-                <w10:wrap type="square"/>
-              </v:shape>
-            </w:pict>
-          </mc:Fallback>
-        </mc:AlternateContent>
-      </w:r>
-      <w:r>
-        <w:rPr>
-          <w:noProof/>
-          <w:sz w:val="36"/>
-          <w:szCs w:val="36"/>
-        </w:rPr>
-        <mc:AlternateContent>
-          <mc:Choice Requires="wps">
-            <w:drawing>
-              <wp:anchor distT="45720" distB="45720" distL="114300" distR="114300" simplePos="0" relativeHeight="251659264" behindDoc="0" locked="0" layoutInCell="1" allowOverlap="1" wp14:anchorId="17F32AAD" wp14:editId="66B8F0DC">
-                <wp:simplePos x="0" y="0"/>
-                <wp:positionH relativeFrom="column">
-                  <wp:posOffset>967740</wp:posOffset>
-                </wp:positionH>
-                <wp:positionV relativeFrom="paragraph">
-                  <wp:posOffset>5715</wp:posOffset>
-                </wp:positionV>
-                <wp:extent cx="1295400" cy="266700"/>
-                <wp:effectExtent l="0" t="0" r="19050" b="19050"/>
-                <wp:wrapSquare wrapText="bothSides"/>
-                <wp:docPr id="217" name="Text Box 2"/>
-                <wp:cNvGraphicFramePr>
-                  <a:graphicFrameLocks xmlns:a="http://schemas.openxmlformats.org/drawingml/2006/main"/>
-                </wp:cNvGraphicFramePr>
-                <a:graphic xmlns:a="http://schemas.openxmlformats.org/drawingml/2006/main">
-                  <a:graphicData uri="http://schemas.microsoft.com/office/word/2010/wordprocessingShape">
-                    <wps:wsp>
-                      <wps:cNvSpPr txBox="1">
-                        <a:spLocks noChangeArrowheads="1"/>
-                      </wps:cNvSpPr>
-                      <wps:spPr bwMode="auto">
-                        <a:xfrm>
-                          <a:off x="0" y="0"/>
-                          <a:ext cx="1295400" cy="266700"/>
-                        </a:xfrm>
-                        <a:prstGeom prst="rect">
-                          <a:avLst/>
-                        </a:prstGeom>
-                        <a:solidFill>
-                          <a:srgbClr val="FFFFFF"/>
-                        </a:solidFill>
-                        <a:ln w="9525">
-                          <a:solidFill>
-                            <a:srgbClr val="000000"/>
-                          </a:solidFill>
-                          <a:miter lim="800000"/>
-                          <a:headEnd/>
-                          <a:tailEnd/>
-                        </a:ln>
-                      </wps:spPr>
-                      <wps:txbx>
-                        <w:txbxContent>
-                          <w:p>
-                            <w:pPr>
-                              <w:spacing w:after="0"/>
-                              <w:jc w:val="center"/>
-                            </w:pPr>
-                            <w:r>
-                              <w:t>Dr. Emre Brookes</w:t>
-                            </w:r>
-                          </w:p>
-                          <w:p/>
-                        </w:txbxContent>
-                      </wps:txbx>
-                      <wps:bodyPr rot="0" vert="horz" wrap="square" lIns="91440" tIns="45720" rIns="91440" bIns="45720" anchor="t" anchorCtr="0">
-                        <a:noAutofit/>
-                      </wps:bodyPr>
-                    </wps:wsp>
-                  </a:graphicData>
-                </a:graphic>
-                <wp14:sizeRelH relativeFrom="margin">
-                  <wp14:pctWidth>0</wp14:pctWidth>
-                </wp14:sizeRelH>
-                <wp14:sizeRelV relativeFrom="margin">
-                  <wp14:pctHeight>0</wp14:pctHeight>
-                </wp14:sizeRelV>
-              </wp:anchor>
-            </w:drawing>
-          </mc:Choice>
-          <mc:Fallback>
-            <w:pict>
-              <v:shape w14:anchorId="17F32AAD" id="_x0000_s1027" type="#_x0000_t202" style="position:absolute;left:0;text-align:left;margin-left:76.2pt;margin-top:.45pt;width:102pt;height:21pt;z-index:251659264;visibility:visible;mso-wrap-style:square;mso-width-percent:0;mso-height-percent:0;mso-wrap-distance-left:9pt;mso-wrap-distance-top:3.6pt;mso-wrap-distance-right:9pt;mso-wrap-distance-bottom:3.6pt;mso-position-horizontal:absolute;mso-position-horizontal-relative:text;mso-position-vertical:absolute;mso-position-vertical-relative:text;mso-width-percent:0;mso-height-percent:0;mso-width-relative:margin;mso-height-relative:margin;v-text-anchor:top" o:gfxdata="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">
-                <v:textbox>
-                  <w:txbxContent>
-                    <w:p>
-                      <w:pPr>
-                        <w:spacing w:after="0"/>
-                        <w:jc w:val="center"/>
-                      </w:pPr>
-                      <w:r>
-                        <w:t>Dr. Emre Brookes</w:t>
-                      </w:r>
-                    </w:p>
-                    <w:p/>
-                  </w:txbxContent>
-                </v:textbox>
-                <w10:wrap type="square"/>
-              </v:shape>
-            </w:pict>
-          </mc:Fallback>
-        </mc:AlternateContent>
-      </w:r>
-    </w:p>
-    <w:p>
-      <w:pPr>
-        <w:jc w:val="center"/>
-        <w:rPr>
-          <w:sz w:val="36"/>
-          <w:szCs w:val="36"/>
-        </w:rPr>
-      </w:pPr>
-    </w:p>
-    <w:p>
-      <w:pPr>
-        <w:jc w:val="center"/>
-        <w:rPr>
-          <w:sz w:val="36"/>
-          <w:szCs w:val="36"/>
-        </w:rPr>
-      </w:pPr>
-      <w:r>
-        <w:rPr>
-          <w:sz w:val="36"/>
-          <w:szCs w:val="36"/>
-        </w:rPr>
         <w:drawing>
           <wp:inline distT="0" distB="0" distL="0" distR="0">
-            <wp:extent cx="4099560" cy="1030522"/>
+            <wp:extent cx="5417820" cy="1361898"/>
             <wp:effectExtent l="0" t="0" r="0" b="0"/>
             <wp:docPr id="3" name="Picture 3" descr="http://ccom.ucsd.edu/~dd20/images/dd20/SDSC-logo-hires.gif"/>
             <wp:cNvGraphicFramePr>
@@ -637,7 +374,7 @@
                   <pic:spPr bwMode="auto">
                     <a:xfrm>
                       <a:off x="0" y="0"/>
-                      <a:ext cx="4256367" cy="1069939"/>
+                      <a:ext cx="5667743" cy="1424722"/>
                     </a:xfrm>
                     <a:prstGeom prst="rect">
                       <a:avLst/>
@@ -681,25 +418,26 @@
           <w:szCs w:val="36"/>
         </w:rPr>
       </w:pPr>
+    </w:p>
+    <w:p>
+      <w:pPr>
+        <w:jc w:val="center"/>
+        <w:rPr>
+          <w:sz w:val="36"/>
+          <w:szCs w:val="36"/>
+        </w:rPr>
+      </w:pPr>
       <w:bookmarkStart w:id="0" w:name="_GoBack"/>
       <w:bookmarkEnd w:id="0"/>
-    </w:p>
-    <w:p>
-      <w:pPr>
-        <w:jc w:val="center"/>
-        <w:rPr>
-          <w:sz w:val="36"/>
-          <w:szCs w:val="36"/>
-        </w:rPr>
-      </w:pPr>
-      <w:r>
-        <w:rPr>
+      <w:r>
+        <w:rPr>
+          <w:noProof/>
           <w:sz w:val="36"/>
           <w:szCs w:val="36"/>
         </w:rPr>
         <w:drawing>
           <wp:inline distT="0" distB="0" distL="0" distR="0">
-            <wp:extent cx="2636520" cy="1905000"/>
+            <wp:extent cx="3124200" cy="2257370"/>
             <wp:effectExtent l="0" t="0" r="0" b="0"/>
             <wp:docPr id="4" name="Picture 4" descr="http://grid.ncsa.illinois.edu/ncsalogo_sm.gif"/>
             <wp:cNvGraphicFramePr>
@@ -730,7 +468,7 @@
                   <pic:spPr bwMode="auto">
                     <a:xfrm>
                       <a:off x="0" y="0"/>
-                      <a:ext cx="2636520" cy="1905000"/>
+                      <a:ext cx="3157728" cy="2281595"/>
                     </a:xfrm>
                     <a:prstGeom prst="rect">
                       <a:avLst/>
@@ -785,14 +523,15 @@
       </w:pPr>
       <w:r>
         <w:rPr>
+          <w:noProof/>
           <w:sz w:val="72"/>
           <w:szCs w:val="72"/>
         </w:rPr>
         <w:drawing>
           <wp:inline distT="0" distB="0" distL="0" distR="0">
-            <wp:extent cx="3749040" cy="1485900"/>
-            <wp:effectExtent l="0" t="0" r="3810" b="0"/>
-            <wp:docPr id="5" name="Picture 5" descr="http://1.bp.blogspot.com/-RLu4VFLX4ZU/VbrsOGc6gaI/AAAAAAAAAFc/oROUvDvs2tE/s400/uclogo_vert_bold.gif"/>
+            <wp:extent cx="7225893" cy="2118360"/>
+            <wp:effectExtent l="0" t="0" r="0" b="0"/>
+            <wp:docPr id="8" name="Picture 8"/>
             <wp:cNvGraphicFramePr>
               <a:graphicFrameLocks xmlns:a="http://schemas.openxmlformats.org/drawingml/2006/main" noChangeAspect="1"/>
             </wp:cNvGraphicFramePr>
@@ -800,10 +539,8 @@
               <a:graphicData uri="http://schemas.openxmlformats.org/drawingml/2006/picture">
                 <pic:pic xmlns:pic="http://schemas.openxmlformats.org/drawingml/2006/picture">
                   <pic:nvPicPr>
-                    <pic:cNvPr id="0" name="Picture 7" descr="http://1.bp.blogspot.com/-RLu4VFLX4ZU/VbrsOGc6gaI/AAAAAAAAAFc/oROUvDvs2tE/s400/uclogo_vert_bold.gif"/>
-                    <pic:cNvPicPr>
-                      <a:picLocks noChangeAspect="1" noChangeArrowheads="1"/>
-                    </pic:cNvPicPr>
+                    <pic:cNvPr id="8" name="University-of-Illinois-at-Urbana-Champaign.jpg"/>
+                    <pic:cNvPicPr/>
                   </pic:nvPicPr>
                   <pic:blipFill>
                     <a:blip r:embed="rId14">
@@ -813,23 +550,18 @@
                         </a:ext>
                       </a:extLst>
                     </a:blip>
-                    <a:srcRect/>
                     <a:stretch>
                       <a:fillRect/>
                     </a:stretch>
                   </pic:blipFill>
-                  <pic:spPr bwMode="auto">
+                  <pic:spPr>
                     <a:xfrm>
                       <a:off x="0" y="0"/>
-                      <a:ext cx="3749040" cy="1485900"/>
+                      <a:ext cx="7253854" cy="2126557"/>
                     </a:xfrm>
                     <a:prstGeom prst="rect">
                       <a:avLst/>
                     </a:prstGeom>
-                    <a:noFill/>
-                    <a:ln>
-                      <a:noFill/>
-                    </a:ln>
                   </pic:spPr>
                 </pic:pic>
               </a:graphicData>
@@ -846,13 +578,49 @@
           <w:szCs w:val="36"/>
         </w:rPr>
       </w:pPr>
-      <w:r>
-        <w:rPr>
-          <w:sz w:val="36"/>
-          <w:szCs w:val="36"/>
-        </w:rPr>
-        <w:t>http://illinois.edu/</w:t>
-      </w:r>
+      <w:hyperlink r:id="rId15" w:history="1">
+        <w:r>
+          <w:rPr>
+            <w:rStyle w:val="Hyperlink"/>
+            <w:sz w:val="36"/>
+            <w:szCs w:val="36"/>
+          </w:rPr>
+          <w:t>http://illinois.edu/</w:t>
+        </w:r>
+      </w:hyperlink>
+    </w:p>
+    <w:p>
+      <w:pPr>
+        <w:jc w:val="center"/>
+        <w:rPr>
+          <w:sz w:val="36"/>
+          <w:szCs w:val="36"/>
+        </w:rPr>
+      </w:pPr>
+    </w:p>
+    <w:p>
+      <w:pPr>
+        <w:rPr>
+          <w:sz w:val="72"/>
+          <w:szCs w:val="72"/>
+        </w:rPr>
+      </w:pPr>
+      <w:r>
+        <w:rPr>
+          <w:sz w:val="72"/>
+          <w:szCs w:val="72"/>
+        </w:rPr>
+        <w:lastRenderedPageBreak/>
+        <w:t>……………………………………………………………………………………………………….</w:t>
+      </w:r>
+    </w:p>
+    <w:p>
+      <w:pPr>
+        <w:rPr>
+          <w:sz w:val="36"/>
+          <w:szCs w:val="36"/>
+        </w:rPr>
+      </w:pPr>
     </w:p>
     <w:sectPr>
       <w:pgSz w:w="12240" w:h="15840"/>
@@ -1257,10 +1025,12 @@
   <w:style w:type="paragraph" w:default="1" w:styleId="Normal">
     <w:name w:val="Normal"/>
     <w:qFormat/>
+    <w:rsid w:val="00C763AD"/>
   </w:style>
   <w:style w:type="character" w:default="1" w:styleId="DefaultParagraphFont">
     <w:name w:val="Default Paragraph Font"/>
     <w:uiPriority w:val="1"/>
+    <w:semiHidden/>
     <w:unhideWhenUsed/>
   </w:style>
   <w:style w:type="table" w:default="1" w:styleId="TableNormal">
@@ -1557,4 +1327,16 @@
     </a:ext>
   </a:extLst>
 </a:theme>
+</file>
+
+<file path=customXml/item1.xml><?xml version="1.0" encoding="utf-8"?>
+<b:Sources xmlns:b="http://schemas.openxmlformats.org/officeDocument/2006/bibliography" xmlns="http://schemas.openxmlformats.org/officeDocument/2006/bibliography" SelectedStyle="\APASixthEditionOfficeOnline.xsl" StyleName="APA" Version="6"/>
+</file>
+
+<file path=customXml/itemProps1.xml><?xml version="1.0" encoding="utf-8"?>
+<ds:datastoreItem xmlns:ds="http://schemas.openxmlformats.org/officeDocument/2006/customXml" ds:itemID="{6707DF35-376A-459A-8167-2E68DE8496C5}">
+  <ds:schemaRefs>
+    <ds:schemaRef ds:uri="http://schemas.openxmlformats.org/officeDocument/2006/bibliography"/>
+  </ds:schemaRefs>
+</ds:datastoreItem>
 </file>
--- a/files/Acknowledgements.docx
+++ b/files/Acknowledgements.docx
@@ -74,7 +74,14 @@
           <w:sz w:val="36"/>
           <w:szCs w:val="36"/>
         </w:rPr>
-        <w:t>This website was made possible by:</w:t>
+        <w:t>Support from the following sources is gratefully acknowledged</w:t>
+      </w:r>
+      <w:r>
+        <w:rPr>
+          <w:sz w:val="36"/>
+          <w:szCs w:val="36"/>
+        </w:rPr>
+        <w:t>:</w:t>
       </w:r>
     </w:p>
     <w:p>
@@ -245,6 +252,8 @@
           <w:szCs w:val="32"/>
         </w:rPr>
       </w:pPr>
+      <w:bookmarkStart w:id="0" w:name="_GoBack"/>
+      <w:bookmarkEnd w:id="0"/>
     </w:p>
     <w:p>
       <w:pPr>
@@ -286,9 +295,9 @@
         </w:rPr>
         <w:drawing>
           <wp:inline distT="0" distB="0" distL="0" distR="0">
-            <wp:extent cx="4504121" cy="2834640"/>
-            <wp:effectExtent l="0" t="0" r="0" b="3810"/>
-            <wp:docPr id="6" name="Picture 6"/>
+            <wp:extent cx="5943600" cy="2525395"/>
+            <wp:effectExtent l="0" t="0" r="0" b="8255"/>
+            <wp:docPr id="1" name="Picture 1"/>
             <wp:cNvGraphicFramePr>
               <a:graphicFrameLocks xmlns:a="http://schemas.openxmlformats.org/drawingml/2006/main" noChangeAspect="1"/>
             </wp:cNvGraphicFramePr>
@@ -296,7 +305,7 @@
               <a:graphicData uri="http://schemas.openxmlformats.org/drawingml/2006/picture">
                 <pic:pic xmlns:pic="http://schemas.openxmlformats.org/drawingml/2006/picture">
                   <pic:nvPicPr>
-                    <pic:cNvPr id="6" name="Ack.png"/>
+                    <pic:cNvPr id="1" name="website4.png"/>
                     <pic:cNvPicPr/>
                   </pic:nvPicPr>
                   <pic:blipFill>
@@ -314,7 +323,7 @@
                   <pic:spPr>
                     <a:xfrm>
                       <a:off x="0" y="0"/>
-                      <a:ext cx="4515609" cy="2841870"/>
+                      <a:ext cx="5943600" cy="2525395"/>
                     </a:xfrm>
                     <a:prstGeom prst="rect">
                       <a:avLst/>
@@ -412,101 +421,6 @@
     </w:p>
     <w:p>
       <w:pPr>
-        <w:jc w:val="center"/>
-        <w:rPr>
-          <w:sz w:val="36"/>
-          <w:szCs w:val="36"/>
-        </w:rPr>
-      </w:pPr>
-    </w:p>
-    <w:p>
-      <w:pPr>
-        <w:jc w:val="center"/>
-        <w:rPr>
-          <w:sz w:val="36"/>
-          <w:szCs w:val="36"/>
-        </w:rPr>
-      </w:pPr>
-      <w:bookmarkStart w:id="0" w:name="_GoBack"/>
-      <w:bookmarkEnd w:id="0"/>
-      <w:r>
-        <w:rPr>
-          <w:noProof/>
-          <w:sz w:val="36"/>
-          <w:szCs w:val="36"/>
-        </w:rPr>
-        <w:drawing>
-          <wp:inline distT="0" distB="0" distL="0" distR="0">
-            <wp:extent cx="3124200" cy="2257370"/>
-            <wp:effectExtent l="0" t="0" r="0" b="0"/>
-            <wp:docPr id="4" name="Picture 4" descr="http://grid.ncsa.illinois.edu/ncsalogo_sm.gif"/>
-            <wp:cNvGraphicFramePr>
-              <a:graphicFrameLocks xmlns:a="http://schemas.openxmlformats.org/drawingml/2006/main" noChangeAspect="1"/>
-            </wp:cNvGraphicFramePr>
-            <a:graphic xmlns:a="http://schemas.openxmlformats.org/drawingml/2006/main">
-              <a:graphicData uri="http://schemas.openxmlformats.org/drawingml/2006/picture">
-                <pic:pic xmlns:pic="http://schemas.openxmlformats.org/drawingml/2006/picture">
-                  <pic:nvPicPr>
-                    <pic:cNvPr id="0" name="Picture 5" descr="http://grid.ncsa.illinois.edu/ncsalogo_sm.gif"/>
-                    <pic:cNvPicPr>
-                      <a:picLocks noChangeAspect="1" noChangeArrowheads="1"/>
-                    </pic:cNvPicPr>
-                  </pic:nvPicPr>
-                  <pic:blipFill>
-                    <a:blip r:embed="rId12">
-                      <a:extLst>
-                        <a:ext uri="{28A0092B-C50C-407E-A947-70E740481C1C}">
-                          <a14:useLocalDpi xmlns:a14="http://schemas.microsoft.com/office/drawing/2010/main" val="0"/>
-                        </a:ext>
-                      </a:extLst>
-                    </a:blip>
-                    <a:srcRect/>
-                    <a:stretch>
-                      <a:fillRect/>
-                    </a:stretch>
-                  </pic:blipFill>
-                  <pic:spPr bwMode="auto">
-                    <a:xfrm>
-                      <a:off x="0" y="0"/>
-                      <a:ext cx="3157728" cy="2281595"/>
-                    </a:xfrm>
-                    <a:prstGeom prst="rect">
-                      <a:avLst/>
-                    </a:prstGeom>
-                    <a:noFill/>
-                    <a:ln>
-                      <a:noFill/>
-                    </a:ln>
-                  </pic:spPr>
-                </pic:pic>
-              </a:graphicData>
-            </a:graphic>
-          </wp:inline>
-        </w:drawing>
-      </w:r>
-    </w:p>
-    <w:p>
-      <w:pPr>
-        <w:jc w:val="center"/>
-        <w:rPr>
-          <w:sz w:val="36"/>
-          <w:szCs w:val="36"/>
-        </w:rPr>
-      </w:pPr>
-      <w:hyperlink r:id="rId13" w:history="1">
-        <w:r>
-          <w:rPr>
-            <w:rStyle w:val="Hyperlink"/>
-            <w:sz w:val="36"/>
-            <w:szCs w:val="36"/>
-          </w:rPr>
-          <w:t>http://www.ncsa.illinois.edu/</w:t>
-        </w:r>
-      </w:hyperlink>
-    </w:p>
-    <w:p>
-      <w:pPr>
-        <w:jc w:val="center"/>
         <w:rPr>
           <w:sz w:val="36"/>
           <w:szCs w:val="36"/>
@@ -543,7 +457,7 @@
                     <pic:cNvPicPr/>
                   </pic:nvPicPr>
                   <pic:blipFill>
-                    <a:blip r:embed="rId14">
+                    <a:blip r:embed="rId12">
                       <a:extLst>
                         <a:ext uri="{28A0092B-C50C-407E-A947-70E740481C1C}">
                           <a14:useLocalDpi xmlns:a14="http://schemas.microsoft.com/office/drawing/2010/main" val="0"/>
@@ -578,7 +492,7 @@
           <w:szCs w:val="36"/>
         </w:rPr>
       </w:pPr>
-      <w:hyperlink r:id="rId15" w:history="1">
+      <w:hyperlink r:id="rId13" w:history="1">
         <w:r>
           <w:rPr>
             <w:rStyle w:val="Hyperlink"/>
@@ -610,7 +524,6 @@
           <w:sz w:val="72"/>
           <w:szCs w:val="72"/>
         </w:rPr>
-        <w:lastRenderedPageBreak/>
         <w:t>……………………………………………………………………………………………………….</w:t>
       </w:r>
     </w:p>
@@ -1334,7 +1247,7 @@
 </file>
 
 <file path=customXml/itemProps1.xml><?xml version="1.0" encoding="utf-8"?>
-<ds:datastoreItem xmlns:ds="http://schemas.openxmlformats.org/officeDocument/2006/customXml" ds:itemID="{6707DF35-376A-459A-8167-2E68DE8496C5}">
+<ds:datastoreItem xmlns:ds="http://schemas.openxmlformats.org/officeDocument/2006/customXml" ds:itemID="{348E6F30-0DEC-4464-BBAF-673C7389D5FF}">
   <ds:schemaRefs>
     <ds:schemaRef ds:uri="http://schemas.openxmlformats.org/officeDocument/2006/bibliography"/>
   </ds:schemaRefs>

--- a/files/Acknowledgements.docx
+++ b/files/Acknowledgements.docx
@@ -252,8 +252,6 @@
           <w:szCs w:val="32"/>
         </w:rPr>
       </w:pPr>
-      <w:bookmarkStart w:id="0" w:name="_GoBack"/>
-      <w:bookmarkEnd w:id="0"/>
     </w:p>
     <w:p>
       <w:pPr>
@@ -287,6 +285,7 @@
           <w:szCs w:val="36"/>
         </w:rPr>
       </w:pPr>
+      <w:bookmarkStart w:id="0" w:name="_GoBack"/>
       <w:r>
         <w:rPr>
           <w:noProof/>
@@ -295,9 +294,9 @@
         </w:rPr>
         <w:drawing>
           <wp:inline distT="0" distB="0" distL="0" distR="0">
-            <wp:extent cx="5943600" cy="2525395"/>
-            <wp:effectExtent l="0" t="0" r="0" b="8255"/>
-            <wp:docPr id="1" name="Picture 1"/>
+            <wp:extent cx="8451938" cy="3230880"/>
+            <wp:effectExtent l="0" t="0" r="6350" b="7620"/>
+            <wp:docPr id="4" name="Picture 4"/>
             <wp:cNvGraphicFramePr>
               <a:graphicFrameLocks xmlns:a="http://schemas.openxmlformats.org/drawingml/2006/main" noChangeAspect="1"/>
             </wp:cNvGraphicFramePr>
@@ -305,7 +304,7 @@
               <a:graphicData uri="http://schemas.openxmlformats.org/drawingml/2006/picture">
                 <pic:pic xmlns:pic="http://schemas.openxmlformats.org/drawingml/2006/picture">
                   <pic:nvPicPr>
-                    <pic:cNvPr id="1" name="website4.png"/>
+                    <pic:cNvPr id="4" name="temp3.png"/>
                     <pic:cNvPicPr/>
                   </pic:nvPicPr>
                   <pic:blipFill>
@@ -323,7 +322,7 @@
                   <pic:spPr>
                     <a:xfrm>
                       <a:off x="0" y="0"/>
-                      <a:ext cx="5943600" cy="2525395"/>
+                      <a:ext cx="8491909" cy="3246160"/>
                     </a:xfrm>
                     <a:prstGeom prst="rect">
                       <a:avLst/>
@@ -335,6 +334,7 @@
           </wp:inline>
         </w:drawing>
       </w:r>
+      <w:bookmarkEnd w:id="0"/>
     </w:p>
     <w:p>
       <w:pPr>
@@ -350,6 +350,7 @@
           <w:sz w:val="36"/>
           <w:szCs w:val="36"/>
         </w:rPr>
+        <w:lastRenderedPageBreak/>
         <w:drawing>
           <wp:inline distT="0" distB="0" distL="0" distR="0">
             <wp:extent cx="5417820" cy="1361898"/>
@@ -1247,7 +1248,7 @@
 </file>
 
 <file path=customXml/itemProps1.xml><?xml version="1.0" encoding="utf-8"?>
-<ds:datastoreItem xmlns:ds="http://schemas.openxmlformats.org/officeDocument/2006/customXml" ds:itemID="{348E6F30-0DEC-4464-BBAF-673C7389D5FF}">
+<ds:datastoreItem xmlns:ds="http://schemas.openxmlformats.org/officeDocument/2006/customXml" ds:itemID="{2FEC16F4-0198-44EB-85EB-2D4DD2618351}">
   <ds:schemaRefs>
     <ds:schemaRef ds:uri="http://schemas.openxmlformats.org/officeDocument/2006/bibliography"/>
   </ds:schemaRefs>

--- a/files/Acknowledgements.docx
+++ b/files/Acknowledgements.docx
@@ -4,6 +4,7 @@
   <w:body>
     <w:p>
       <w:pPr>
+        <w:jc w:val="both"/>
         <w:rPr>
           <w:sz w:val="72"/>
           <w:szCs w:val="72"/>
@@ -14,29 +15,10 @@
           <w:sz w:val="72"/>
           <w:szCs w:val="72"/>
         </w:rPr>
-        <w:t>………………………………………………………………………………………………</w:t>
-      </w:r>
-      <w:r>
-        <w:rPr>
-          <w:sz w:val="72"/>
-          <w:szCs w:val="72"/>
-        </w:rPr>
-        <w:t>…</w:t>
-      </w:r>
-      <w:r>
-        <w:rPr>
-          <w:sz w:val="72"/>
-          <w:szCs w:val="72"/>
-        </w:rPr>
-        <w:t>……</w:t>
-      </w:r>
-      <w:r>
-        <w:rPr>
-          <w:sz w:val="72"/>
-          <w:szCs w:val="72"/>
-        </w:rPr>
-        <w:t>.</w:t>
-      </w:r>
+        <w:t>__hr__</w:t>
+      </w:r>
+      <w:bookmarkStart w:id="0" w:name="_GoBack"/>
+      <w:bookmarkEnd w:id="0"/>
     </w:p>
     <w:p>
       <w:pPr>
@@ -172,7 +154,6 @@
         <w:rPr>
           <w:noProof/>
         </w:rPr>
-        <w:lastRenderedPageBreak/>
         <w:drawing>
           <wp:inline distT="0" distB="0" distL="0" distR="0" wp14:anchorId="0371F14F" wp14:editId="19774620">
             <wp:extent cx="5303520" cy="2841171"/>
@@ -285,7 +266,6 @@
           <w:szCs w:val="36"/>
         </w:rPr>
       </w:pPr>
-      <w:bookmarkStart w:id="0" w:name="_GoBack"/>
       <w:r>
         <w:rPr>
           <w:noProof/>
@@ -294,9 +274,9 @@
         </w:rPr>
         <w:drawing>
           <wp:inline distT="0" distB="0" distL="0" distR="0">
-            <wp:extent cx="8451938" cy="3230880"/>
-            <wp:effectExtent l="0" t="0" r="6350" b="7620"/>
-            <wp:docPr id="4" name="Picture 4"/>
+            <wp:extent cx="7141571" cy="2941320"/>
+            <wp:effectExtent l="0" t="0" r="2540" b="0"/>
+            <wp:docPr id="5" name="Picture 5"/>
             <wp:cNvGraphicFramePr>
               <a:graphicFrameLocks xmlns:a="http://schemas.openxmlformats.org/drawingml/2006/main" noChangeAspect="1"/>
             </wp:cNvGraphicFramePr>
@@ -304,7 +284,7 @@
               <a:graphicData uri="http://schemas.openxmlformats.org/drawingml/2006/picture">
                 <pic:pic xmlns:pic="http://schemas.openxmlformats.org/drawingml/2006/picture">
                   <pic:nvPicPr>
-                    <pic:cNvPr id="4" name="temp3.png"/>
+                    <pic:cNvPr id="5" name="web.png"/>
                     <pic:cNvPicPr/>
                   </pic:nvPicPr>
                   <pic:blipFill>
@@ -322,7 +302,7 @@
                   <pic:spPr>
                     <a:xfrm>
                       <a:off x="0" y="0"/>
-                      <a:ext cx="8491909" cy="3246160"/>
+                      <a:ext cx="7154336" cy="2946577"/>
                     </a:xfrm>
                     <a:prstGeom prst="rect">
                       <a:avLst/>
@@ -334,7 +314,6 @@
           </wp:inline>
         </w:drawing>
       </w:r>
-      <w:bookmarkEnd w:id="0"/>
     </w:p>
     <w:p>
       <w:pPr>
@@ -350,7 +329,6 @@
           <w:sz w:val="36"/>
           <w:szCs w:val="36"/>
         </w:rPr>
-        <w:lastRenderedPageBreak/>
         <w:drawing>
           <wp:inline distT="0" distB="0" distL="0" distR="0">
             <wp:extent cx="5417820" cy="1361898"/>
@@ -516,25 +494,33 @@
     <w:p>
       <w:pPr>
         <w:rPr>
+          <w:sz w:val="36"/>
+          <w:szCs w:val="36"/>
+        </w:rPr>
+      </w:pPr>
+      <w:r>
+        <w:rPr>
           <w:sz w:val="72"/>
           <w:szCs w:val="72"/>
         </w:rPr>
-      </w:pPr>
+        <w:t>__</w:t>
+      </w:r>
+      <w:proofErr w:type="spellStart"/>
       <w:r>
         <w:rPr>
           <w:sz w:val="72"/>
           <w:szCs w:val="72"/>
         </w:rPr>
-        <w:t>……………………………………………………………………………………………………….</w:t>
-      </w:r>
-    </w:p>
-    <w:p>
-      <w:pPr>
-        <w:rPr>
-          <w:sz w:val="36"/>
-          <w:szCs w:val="36"/>
-        </w:rPr>
-      </w:pPr>
+        <w:t>hr</w:t>
+      </w:r>
+      <w:proofErr w:type="spellEnd"/>
+      <w:r>
+        <w:rPr>
+          <w:sz w:val="72"/>
+          <w:szCs w:val="72"/>
+        </w:rPr>
+        <w:t>__</w:t>
+      </w:r>
     </w:p>
     <w:sectPr>
       <w:pgSz w:w="12240" w:h="15840"/>
@@ -1248,7 +1234,7 @@
 </file>
 
 <file path=customXml/itemProps1.xml><?xml version="1.0" encoding="utf-8"?>
-<ds:datastoreItem xmlns:ds="http://schemas.openxmlformats.org/officeDocument/2006/customXml" ds:itemID="{2FEC16F4-0198-44EB-85EB-2D4DD2618351}">
+<ds:datastoreItem xmlns:ds="http://schemas.openxmlformats.org/officeDocument/2006/customXml" ds:itemID="{6013ACF1-FE7B-4561-A640-2AC42758B0A6}">
   <ds:schemaRefs>
     <ds:schemaRef ds:uri="http://schemas.openxmlformats.org/officeDocument/2006/bibliography"/>
   </ds:schemaRefs>

--- a/files/Acknowledgements.docx
+++ b/files/Acknowledgements.docx
@@ -4,7 +4,6 @@
   <w:body>
     <w:p>
       <w:pPr>
-        <w:jc w:val="both"/>
         <w:rPr>
           <w:sz w:val="72"/>
           <w:szCs w:val="72"/>
@@ -15,53 +14,434 @@
           <w:sz w:val="72"/>
           <w:szCs w:val="72"/>
         </w:rPr>
-        <w:t>__hr__</w:t>
-      </w:r>
-      <w:bookmarkStart w:id="0" w:name="_GoBack"/>
-      <w:bookmarkEnd w:id="0"/>
-    </w:p>
-    <w:p>
-      <w:pPr>
-        <w:jc w:val="center"/>
+        <w:t>__</w:t>
+      </w:r>
+      <w:proofErr w:type="spellStart"/>
+      <w:r>
         <w:rPr>
           <w:sz w:val="72"/>
           <w:szCs w:val="72"/>
         </w:rPr>
-      </w:pPr>
+        <w:t>hr</w:t>
+      </w:r>
+      <w:proofErr w:type="spellEnd"/>
       <w:r>
         <w:rPr>
           <w:sz w:val="72"/>
           <w:szCs w:val="72"/>
         </w:rPr>
-        <w:t>Acknowledg</w:t>
-      </w:r>
-      <w:r>
+        <w:t>__</w:t>
+      </w:r>
+    </w:p>
+    <w:p>
+      <w:pPr>
+        <w:jc w:val="center"/>
         <w:rPr>
           <w:sz w:val="72"/>
           <w:szCs w:val="72"/>
         </w:rPr>
+      </w:pPr>
+      <w:r>
+        <w:rPr>
+          <w:sz w:val="72"/>
+          <w:szCs w:val="72"/>
+        </w:rPr>
+        <w:t>Acknowledg</w:t>
+      </w:r>
+      <w:r>
+        <w:rPr>
+          <w:sz w:val="72"/>
+          <w:szCs w:val="72"/>
+        </w:rPr>
         <w:t>ments</w:t>
       </w:r>
     </w:p>
     <w:p>
       <w:pPr>
-        <w:jc w:val="center"/>
-        <w:rPr>
-          <w:sz w:val="36"/>
-          <w:szCs w:val="36"/>
-        </w:rPr>
-      </w:pPr>
-      <w:r>
-        <w:rPr>
-          <w:sz w:val="36"/>
-          <w:szCs w:val="36"/>
-        </w:rPr>
-        <w:t>Support from the following sources is gratefully acknowledged</w:t>
-      </w:r>
-      <w:r>
-        <w:rPr>
-          <w:sz w:val="36"/>
-          <w:szCs w:val="36"/>
+        <w:rPr>
+          <w:color w:val="FFFFFF" w:themeColor="background1"/>
+          <w:sz w:val="20"/>
+          <w:szCs w:val="20"/>
+        </w:rPr>
+      </w:pPr>
+      <w:proofErr w:type="gramStart"/>
+      <w:r>
+        <w:rPr>
+          <w:color w:val="FFFFFF" w:themeColor="background1"/>
+          <w:sz w:val="20"/>
+          <w:szCs w:val="20"/>
+        </w:rPr>
+        <w:t>space</w:t>
+      </w:r>
+      <w:proofErr w:type="gramEnd"/>
+    </w:p>
+    <w:p>
+      <w:pPr>
+        <w:jc w:val="center"/>
+        <w:rPr>
+          <w:sz w:val="40"/>
+          <w:szCs w:val="40"/>
+        </w:rPr>
+      </w:pPr>
+      <w:r>
+        <w:rPr>
+          <w:sz w:val="40"/>
+          <w:szCs w:val="40"/>
+        </w:rPr>
+        <w:t xml:space="preserve">This website would not have been possible without the systems programming, experience, and other essentials </w:t>
+      </w:r>
+      <w:bookmarkStart w:id="0" w:name="_GoBack"/>
+      <w:r>
+        <w:rPr>
+          <w:sz w:val="40"/>
+          <w:szCs w:val="40"/>
+        </w:rPr>
+        <w:t>provided by:</w:t>
+      </w:r>
+    </w:p>
+    <w:bookmarkEnd w:id="0"/>
+    <w:p>
+      <w:pPr>
+        <w:jc w:val="center"/>
+        <w:rPr>
+          <w:sz w:val="36"/>
+          <w:szCs w:val="36"/>
+        </w:rPr>
+      </w:pPr>
+      <w:r>
+        <w:rPr>
+          <w:sz w:val="36"/>
+          <w:szCs w:val="36"/>
+        </w:rPr>
+        <w:t xml:space="preserve"> </w:t>
+      </w:r>
+      <w:r>
+        <w:rPr>
+          <w:noProof/>
+          <w:sz w:val="36"/>
+          <w:szCs w:val="36"/>
+        </w:rPr>
+        <w:drawing>
+          <wp:inline distT="0" distB="0" distL="0" distR="0">
+            <wp:extent cx="9022811" cy="2880360"/>
+            <wp:effectExtent l="0" t="0" r="6985" b="0"/>
+            <wp:docPr id="5" name="Picture 5"/>
+            <wp:cNvGraphicFramePr>
+              <a:graphicFrameLocks xmlns:a="http://schemas.openxmlformats.org/drawingml/2006/main" noChangeAspect="1"/>
+            </wp:cNvGraphicFramePr>
+            <a:graphic xmlns:a="http://schemas.openxmlformats.org/drawingml/2006/main">
+              <a:graphicData uri="http://schemas.openxmlformats.org/drawingml/2006/picture">
+                <pic:pic xmlns:pic="http://schemas.openxmlformats.org/drawingml/2006/picture">
+                  <pic:nvPicPr>
+                    <pic:cNvPr id="5" name="web2.png"/>
+                    <pic:cNvPicPr/>
+                  </pic:nvPicPr>
+                  <pic:blipFill>
+                    <a:blip r:embed="rId5">
+                      <a:extLst>
+                        <a:ext uri="{28A0092B-C50C-407E-A947-70E740481C1C}">
+                          <a14:useLocalDpi xmlns:a14="http://schemas.microsoft.com/office/drawing/2010/main" val="0"/>
+                        </a:ext>
+                      </a:extLst>
+                    </a:blip>
+                    <a:stretch>
+                      <a:fillRect/>
+                    </a:stretch>
+                  </pic:blipFill>
+                  <pic:spPr>
+                    <a:xfrm>
+                      <a:off x="0" y="0"/>
+                      <a:ext cx="9046864" cy="2888039"/>
+                    </a:xfrm>
+                    <a:prstGeom prst="rect">
+                      <a:avLst/>
+                    </a:prstGeom>
+                  </pic:spPr>
+                </pic:pic>
+              </a:graphicData>
+            </a:graphic>
+          </wp:inline>
+        </w:drawing>
+      </w:r>
+    </w:p>
+    <w:p>
+      <w:pPr>
+        <w:jc w:val="center"/>
+        <w:rPr>
+          <w:sz w:val="36"/>
+          <w:szCs w:val="36"/>
+        </w:rPr>
+      </w:pPr>
+      <w:r>
+        <w:rPr>
+          <w:noProof/>
+        </w:rPr>
+        <w:lastRenderedPageBreak/>
+        <w:drawing>
+          <wp:inline distT="0" distB="0" distL="0" distR="0" wp14:anchorId="17ADEA31" wp14:editId="05FE14EC">
+            <wp:extent cx="5867400" cy="3143249"/>
+            <wp:effectExtent l="0" t="0" r="0" b="635"/>
+            <wp:docPr id="11" name="Picture 11" descr="https://icer.msu.edu/sites/default/files/images/news/XSEDE-Article-Image.png"/>
+            <wp:cNvGraphicFramePr>
+              <a:graphicFrameLocks xmlns:a="http://schemas.openxmlformats.org/drawingml/2006/main" noChangeAspect="1"/>
+            </wp:cNvGraphicFramePr>
+            <a:graphic xmlns:a="http://schemas.openxmlformats.org/drawingml/2006/main">
+              <a:graphicData uri="http://schemas.openxmlformats.org/drawingml/2006/picture">
+                <pic:pic xmlns:pic="http://schemas.openxmlformats.org/drawingml/2006/picture">
+                  <pic:nvPicPr>
+                    <pic:cNvPr id="0" name="Picture 7" descr="https://icer.msu.edu/sites/default/files/images/news/XSEDE-Article-Image.png"/>
+                    <pic:cNvPicPr>
+                      <a:picLocks noChangeAspect="1" noChangeArrowheads="1"/>
+                    </pic:cNvPicPr>
+                  </pic:nvPicPr>
+                  <pic:blipFill>
+                    <a:blip r:embed="rId6">
+                      <a:extLst>
+                        <a:ext uri="{28A0092B-C50C-407E-A947-70E740481C1C}">
+                          <a14:useLocalDpi xmlns:a14="http://schemas.microsoft.com/office/drawing/2010/main" val="0"/>
+                        </a:ext>
+                      </a:extLst>
+                    </a:blip>
+                    <a:srcRect/>
+                    <a:stretch>
+                      <a:fillRect/>
+                    </a:stretch>
+                  </pic:blipFill>
+                  <pic:spPr bwMode="auto">
+                    <a:xfrm>
+                      <a:off x="0" y="0"/>
+                      <a:ext cx="6028752" cy="3229687"/>
+                    </a:xfrm>
+                    <a:prstGeom prst="rect">
+                      <a:avLst/>
+                    </a:prstGeom>
+                    <a:noFill/>
+                    <a:ln>
+                      <a:noFill/>
+                    </a:ln>
+                  </pic:spPr>
+                </pic:pic>
+              </a:graphicData>
+            </a:graphic>
+          </wp:inline>
+        </w:drawing>
+      </w:r>
+    </w:p>
+    <w:p>
+      <w:pPr>
+        <w:spacing w:after="0"/>
+        <w:jc w:val="center"/>
+        <w:rPr>
+          <w:sz w:val="36"/>
+          <w:szCs w:val="36"/>
+        </w:rPr>
+      </w:pPr>
+      <w:hyperlink r:id="rId7" w:history="1">
+        <w:r>
+          <w:rPr>
+            <w:rStyle w:val="Hyperlink"/>
+            <w:sz w:val="36"/>
+            <w:szCs w:val="36"/>
+          </w:rPr>
+          <w:t>https://www.xsede.org/</w:t>
+        </w:r>
+      </w:hyperlink>
+    </w:p>
+    <w:p>
+      <w:pPr>
+        <w:rPr>
+          <w:sz w:val="36"/>
+          <w:szCs w:val="36"/>
+        </w:rPr>
+      </w:pPr>
+    </w:p>
+    <w:p>
+      <w:pPr>
+        <w:jc w:val="center"/>
+        <w:rPr>
+          <w:color w:val="FFFFFF" w:themeColor="background1"/>
+          <w:sz w:val="144"/>
+          <w:szCs w:val="144"/>
+        </w:rPr>
+      </w:pPr>
+      <w:proofErr w:type="gramStart"/>
+      <w:r>
+        <w:rPr>
+          <w:color w:val="FFFFFF" w:themeColor="background1"/>
+          <w:sz w:val="144"/>
+          <w:szCs w:val="144"/>
+        </w:rPr>
+        <w:t>space</w:t>
+      </w:r>
+      <w:proofErr w:type="gramEnd"/>
+    </w:p>
+    <w:p>
+      <w:pPr>
+        <w:jc w:val="center"/>
+        <w:rPr>
+          <w:sz w:val="40"/>
+          <w:szCs w:val="40"/>
+        </w:rPr>
+      </w:pPr>
+      <w:r>
+        <w:rPr>
+          <w:sz w:val="40"/>
+          <w:szCs w:val="40"/>
+        </w:rPr>
+        <w:t>This website would also</w:t>
+      </w:r>
+      <w:r>
+        <w:rPr>
+          <w:sz w:val="40"/>
+          <w:szCs w:val="40"/>
+        </w:rPr>
+        <w:t xml:space="preserve"> not have been possible without the code Nek5000, developed at Argonne National Laboratory by</w:t>
+      </w:r>
+    </w:p>
+    <w:p>
+      <w:pPr>
+        <w:jc w:val="center"/>
+        <w:rPr>
+          <w:sz w:val="36"/>
+          <w:szCs w:val="36"/>
+        </w:rPr>
+      </w:pPr>
+      <w:r>
+        <w:rPr>
+          <w:noProof/>
+          <w:sz w:val="36"/>
+          <w:szCs w:val="36"/>
+        </w:rPr>
+        <w:lastRenderedPageBreak/>
+        <w:drawing>
+          <wp:inline distT="0" distB="0" distL="0" distR="0">
+            <wp:extent cx="3147333" cy="3033023"/>
+            <wp:effectExtent l="0" t="0" r="0" b="0"/>
+            <wp:docPr id="4" name="Picture 4"/>
+            <wp:cNvGraphicFramePr>
+              <a:graphicFrameLocks xmlns:a="http://schemas.openxmlformats.org/drawingml/2006/main" noChangeAspect="1"/>
+            </wp:cNvGraphicFramePr>
+            <a:graphic xmlns:a="http://schemas.openxmlformats.org/drawingml/2006/main">
+              <a:graphicData uri="http://schemas.openxmlformats.org/drawingml/2006/picture">
+                <pic:pic xmlns:pic="http://schemas.openxmlformats.org/drawingml/2006/picture">
+                  <pic:nvPicPr>
+                    <pic:cNvPr id="4" name="fischerp.png"/>
+                    <pic:cNvPicPr/>
+                  </pic:nvPicPr>
+                  <pic:blipFill>
+                    <a:blip r:embed="rId8">
+                      <a:extLst>
+                        <a:ext uri="{28A0092B-C50C-407E-A947-70E740481C1C}">
+                          <a14:useLocalDpi xmlns:a14="http://schemas.microsoft.com/office/drawing/2010/main" val="0"/>
+                        </a:ext>
+                      </a:extLst>
+                    </a:blip>
+                    <a:stretch>
+                      <a:fillRect/>
+                    </a:stretch>
+                  </pic:blipFill>
+                  <pic:spPr>
+                    <a:xfrm>
+                      <a:off x="0" y="0"/>
+                      <a:ext cx="3147333" cy="3033023"/>
+                    </a:xfrm>
+                    <a:prstGeom prst="rect">
+                      <a:avLst/>
+                    </a:prstGeom>
+                  </pic:spPr>
+                </pic:pic>
+              </a:graphicData>
+            </a:graphic>
+          </wp:inline>
+        </w:drawing>
+      </w:r>
+    </w:p>
+    <w:p>
+      <w:pPr>
+        <w:jc w:val="center"/>
+        <w:rPr>
+          <w:sz w:val="36"/>
+          <w:szCs w:val="36"/>
+        </w:rPr>
+      </w:pPr>
+      <w:hyperlink r:id="rId9" w:history="1">
+        <w:r>
+          <w:rPr>
+            <w:rStyle w:val="Hyperlink"/>
+            <w:sz w:val="36"/>
+            <w:szCs w:val="36"/>
+          </w:rPr>
+          <w:t>http://fischerp.cs.illinois.edu/</w:t>
+        </w:r>
+      </w:hyperlink>
+    </w:p>
+    <w:p>
+      <w:pPr>
+        <w:jc w:val="center"/>
+        <w:rPr>
+          <w:sz w:val="36"/>
+          <w:szCs w:val="36"/>
+        </w:rPr>
+      </w:pPr>
+      <w:hyperlink r:id="rId10" w:history="1">
+        <w:r>
+          <w:rPr>
+            <w:rStyle w:val="Hyperlink"/>
+            <w:sz w:val="36"/>
+            <w:szCs w:val="36"/>
+          </w:rPr>
+          <w:t>https://mechanical.illinois.edu/directory/faculty/fischerp</w:t>
+        </w:r>
+      </w:hyperlink>
+    </w:p>
+    <w:p>
+      <w:pPr>
+        <w:jc w:val="center"/>
+        <w:rPr>
+          <w:color w:val="FFFFFF" w:themeColor="background1"/>
+          <w:sz w:val="144"/>
+          <w:szCs w:val="144"/>
+        </w:rPr>
+      </w:pPr>
+      <w:proofErr w:type="gramStart"/>
+      <w:r>
+        <w:rPr>
+          <w:color w:val="FFFFFF" w:themeColor="background1"/>
+          <w:sz w:val="144"/>
+          <w:szCs w:val="144"/>
+        </w:rPr>
+        <w:t>space</w:t>
+      </w:r>
+      <w:proofErr w:type="gramEnd"/>
+    </w:p>
+    <w:p>
+      <w:pPr>
+        <w:jc w:val="center"/>
+        <w:rPr>
+          <w:sz w:val="36"/>
+          <w:szCs w:val="36"/>
+        </w:rPr>
+      </w:pPr>
+    </w:p>
+    <w:p>
+      <w:pPr>
+        <w:jc w:val="center"/>
+        <w:rPr>
+          <w:sz w:val="40"/>
+          <w:szCs w:val="40"/>
+        </w:rPr>
+      </w:pPr>
+      <w:r>
+        <w:rPr>
+          <w:sz w:val="40"/>
+          <w:szCs w:val="40"/>
+        </w:rPr>
+        <w:t>Finally, we gratefully acknowledge the resources provided by the following sources</w:t>
+      </w:r>
+      <w:r>
+        <w:rPr>
+          <w:sz w:val="40"/>
+          <w:szCs w:val="40"/>
         </w:rPr>
         <w:t>:</w:t>
       </w:r>
@@ -70,6 +450,41 @@
       <w:pPr>
         <w:jc w:val="center"/>
         <w:rPr>
+          <w:color w:val="FFFFFF" w:themeColor="background1"/>
+          <w:sz w:val="36"/>
+          <w:szCs w:val="36"/>
+        </w:rPr>
+      </w:pPr>
+      <w:proofErr w:type="gramStart"/>
+      <w:r>
+        <w:rPr>
+          <w:color w:val="FFFFFF" w:themeColor="background1"/>
+          <w:sz w:val="36"/>
+          <w:szCs w:val="36"/>
+        </w:rPr>
+        <w:t>space</w:t>
+      </w:r>
+      <w:proofErr w:type="gramEnd"/>
+    </w:p>
+    <w:p>
+      <w:pPr>
+        <w:rPr>
+          <w:sz w:val="36"/>
+          <w:szCs w:val="36"/>
+        </w:rPr>
+      </w:pPr>
+      <w:r>
+        <w:rPr>
+          <w:sz w:val="36"/>
+          <w:szCs w:val="36"/>
+        </w:rPr>
+        <w:t>Financial support:</w:t>
+      </w:r>
+    </w:p>
+    <w:p>
+      <w:pPr>
+        <w:jc w:val="center"/>
+        <w:rPr>
           <w:sz w:val="36"/>
           <w:szCs w:val="36"/>
         </w:rPr>
@@ -80,6 +495,7 @@
           <w:sz w:val="36"/>
           <w:szCs w:val="36"/>
         </w:rPr>
+        <w:lastRenderedPageBreak/>
         <w:drawing>
           <wp:inline distT="0" distB="0" distL="0" distR="0">
             <wp:extent cx="7450008" cy="2537460"/>
@@ -96,7 +512,7 @@
                     <pic:cNvPicPr/>
                   </pic:nvPicPr>
                   <pic:blipFill>
-                    <a:blip r:embed="rId5">
+                    <a:blip r:embed="rId11">
                       <a:extLst>
                         <a:ext uri="{28A0092B-C50C-407E-A947-70E740481C1C}">
                           <a14:useLocalDpi xmlns:a14="http://schemas.microsoft.com/office/drawing/2010/main" val="0"/>
@@ -131,7 +547,7 @@
           <w:szCs w:val="36"/>
         </w:rPr>
       </w:pPr>
-      <w:hyperlink r:id="rId6" w:history="1">
+      <w:hyperlink r:id="rId12" w:history="1">
         <w:r>
           <w:rPr>
             <w:rStyle w:val="Hyperlink"/>
@@ -150,170 +566,37 @@
           <w:szCs w:val="36"/>
         </w:rPr>
       </w:pPr>
-      <w:r>
-        <w:rPr>
-          <w:noProof/>
-        </w:rPr>
-        <w:drawing>
-          <wp:inline distT="0" distB="0" distL="0" distR="0" wp14:anchorId="0371F14F" wp14:editId="19774620">
-            <wp:extent cx="5303520" cy="2841171"/>
-            <wp:effectExtent l="0" t="0" r="0" b="0"/>
-            <wp:docPr id="2" name="Picture 2" descr="https://icer.msu.edu/sites/default/files/images/news/XSEDE-Article-Image.png"/>
-            <wp:cNvGraphicFramePr>
-              <a:graphicFrameLocks xmlns:a="http://schemas.openxmlformats.org/drawingml/2006/main" noChangeAspect="1"/>
-            </wp:cNvGraphicFramePr>
-            <a:graphic xmlns:a="http://schemas.openxmlformats.org/drawingml/2006/main">
-              <a:graphicData uri="http://schemas.openxmlformats.org/drawingml/2006/picture">
-                <pic:pic xmlns:pic="http://schemas.openxmlformats.org/drawingml/2006/picture">
-                  <pic:nvPicPr>
-                    <pic:cNvPr id="0" name="Picture 7" descr="https://icer.msu.edu/sites/default/files/images/news/XSEDE-Article-Image.png"/>
-                    <pic:cNvPicPr>
-                      <a:picLocks noChangeAspect="1" noChangeArrowheads="1"/>
-                    </pic:cNvPicPr>
-                  </pic:nvPicPr>
-                  <pic:blipFill>
-                    <a:blip r:embed="rId7">
-                      <a:extLst>
-                        <a:ext uri="{28A0092B-C50C-407E-A947-70E740481C1C}">
-                          <a14:useLocalDpi xmlns:a14="http://schemas.microsoft.com/office/drawing/2010/main" val="0"/>
-                        </a:ext>
-                      </a:extLst>
-                    </a:blip>
-                    <a:srcRect/>
-                    <a:stretch>
-                      <a:fillRect/>
-                    </a:stretch>
-                  </pic:blipFill>
-                  <pic:spPr bwMode="auto">
-                    <a:xfrm>
-                      <a:off x="0" y="0"/>
-                      <a:ext cx="5434753" cy="2911474"/>
-                    </a:xfrm>
-                    <a:prstGeom prst="rect">
-                      <a:avLst/>
-                    </a:prstGeom>
-                    <a:noFill/>
-                    <a:ln>
-                      <a:noFill/>
-                    </a:ln>
-                  </pic:spPr>
-                </pic:pic>
-              </a:graphicData>
-            </a:graphic>
-          </wp:inline>
-        </w:drawing>
-      </w:r>
-    </w:p>
-    <w:p>
-      <w:pPr>
-        <w:spacing w:after="0"/>
-        <w:jc w:val="center"/>
-        <w:rPr>
-          <w:sz w:val="36"/>
-          <w:szCs w:val="36"/>
-        </w:rPr>
-      </w:pPr>
-      <w:hyperlink r:id="rId8" w:history="1">
-        <w:r>
-          <w:rPr>
-            <w:rStyle w:val="Hyperlink"/>
-            <w:sz w:val="36"/>
-            <w:szCs w:val="36"/>
-          </w:rPr>
-          <w:t>https://www.xsede.org/</w:t>
-        </w:r>
-      </w:hyperlink>
-    </w:p>
-    <w:p>
-      <w:pPr>
-        <w:spacing w:after="0"/>
-        <w:jc w:val="center"/>
-        <w:rPr>
-          <w:sz w:val="32"/>
-          <w:szCs w:val="32"/>
-        </w:rPr>
-      </w:pPr>
-    </w:p>
-    <w:p>
-      <w:pPr>
-        <w:spacing w:after="0"/>
-        <w:jc w:val="center"/>
-        <w:rPr>
-          <w:sz w:val="32"/>
-          <w:szCs w:val="32"/>
-        </w:rPr>
-      </w:pPr>
-      <w:r>
-        <w:rPr>
-          <w:sz w:val="32"/>
-          <w:szCs w:val="32"/>
-        </w:rPr>
-        <w:t>With Special Thanks to</w:t>
-      </w:r>
-      <w:r>
-        <w:rPr>
-          <w:sz w:val="32"/>
-          <w:szCs w:val="32"/>
-        </w:rPr>
-        <w:t>:</w:t>
-      </w:r>
-    </w:p>
-    <w:p>
-      <w:pPr>
-        <w:jc w:val="center"/>
-        <w:rPr>
-          <w:sz w:val="36"/>
-          <w:szCs w:val="36"/>
-        </w:rPr>
-      </w:pPr>
-      <w:r>
-        <w:rPr>
-          <w:noProof/>
-          <w:sz w:val="36"/>
-          <w:szCs w:val="36"/>
-        </w:rPr>
-        <w:drawing>
-          <wp:inline distT="0" distB="0" distL="0" distR="0">
-            <wp:extent cx="7141571" cy="2941320"/>
-            <wp:effectExtent l="0" t="0" r="2540" b="0"/>
-            <wp:docPr id="5" name="Picture 5"/>
-            <wp:cNvGraphicFramePr>
-              <a:graphicFrameLocks xmlns:a="http://schemas.openxmlformats.org/drawingml/2006/main" noChangeAspect="1"/>
-            </wp:cNvGraphicFramePr>
-            <a:graphic xmlns:a="http://schemas.openxmlformats.org/drawingml/2006/main">
-              <a:graphicData uri="http://schemas.openxmlformats.org/drawingml/2006/picture">
-                <pic:pic xmlns:pic="http://schemas.openxmlformats.org/drawingml/2006/picture">
-                  <pic:nvPicPr>
-                    <pic:cNvPr id="5" name="web.png"/>
-                    <pic:cNvPicPr/>
-                  </pic:nvPicPr>
-                  <pic:blipFill>
-                    <a:blip r:embed="rId9">
-                      <a:extLst>
-                        <a:ext uri="{28A0092B-C50C-407E-A947-70E740481C1C}">
-                          <a14:useLocalDpi xmlns:a14="http://schemas.microsoft.com/office/drawing/2010/main" val="0"/>
-                        </a:ext>
-                      </a:extLst>
-                    </a:blip>
-                    <a:stretch>
-                      <a:fillRect/>
-                    </a:stretch>
-                  </pic:blipFill>
-                  <pic:spPr>
-                    <a:xfrm>
-                      <a:off x="0" y="0"/>
-                      <a:ext cx="7154336" cy="2946577"/>
-                    </a:xfrm>
-                    <a:prstGeom prst="rect">
-                      <a:avLst/>
-                    </a:prstGeom>
-                  </pic:spPr>
-                </pic:pic>
-              </a:graphicData>
-            </a:graphic>
-          </wp:inline>
-        </w:drawing>
-      </w:r>
+    </w:p>
+    <w:p>
+      <w:pPr>
+        <w:rPr>
+          <w:sz w:val="36"/>
+          <w:szCs w:val="36"/>
+        </w:rPr>
+      </w:pPr>
+      <w:r>
+        <w:rPr>
+          <w:sz w:val="36"/>
+          <w:szCs w:val="36"/>
+        </w:rPr>
+        <w:t>Computational r</w:t>
+      </w:r>
+      <w:r>
+        <w:rPr>
+          <w:sz w:val="36"/>
+          <w:szCs w:val="36"/>
+        </w:rPr>
+        <w:t>esources:</w:t>
+      </w:r>
+    </w:p>
+    <w:p>
+      <w:pPr>
+        <w:jc w:val="center"/>
+        <w:rPr>
+          <w:sz w:val="36"/>
+          <w:szCs w:val="36"/>
+        </w:rPr>
+      </w:pPr>
     </w:p>
     <w:p>
       <w:pPr>
@@ -347,7 +630,7 @@
                     </pic:cNvPicPr>
                   </pic:nvPicPr>
                   <pic:blipFill>
-                    <a:blip r:embed="rId10">
+                    <a:blip r:embed="rId13">
                       <a:extLst>
                         <a:ext uri="{28A0092B-C50C-407E-A947-70E740481C1C}">
                           <a14:useLocalDpi xmlns:a14="http://schemas.microsoft.com/office/drawing/2010/main" val="0"/>
@@ -387,7 +670,7 @@
           <w:szCs w:val="36"/>
         </w:rPr>
       </w:pPr>
-      <w:hyperlink r:id="rId11" w:history="1">
+      <w:hyperlink r:id="rId14" w:history="1">
         <w:r>
           <w:rPr>
             <w:rStyle w:val="Hyperlink"/>
@@ -400,15 +683,15 @@
     </w:p>
     <w:p>
       <w:pPr>
-        <w:rPr>
-          <w:sz w:val="36"/>
-          <w:szCs w:val="36"/>
-        </w:rPr>
-      </w:pPr>
-    </w:p>
-    <w:p>
-      <w:pPr>
-        <w:jc w:val="center"/>
+        <w:jc w:val="center"/>
+        <w:rPr>
+          <w:sz w:val="36"/>
+          <w:szCs w:val="36"/>
+        </w:rPr>
+      </w:pPr>
+    </w:p>
+    <w:p>
+      <w:pPr>
         <w:rPr>
           <w:sz w:val="72"/>
           <w:szCs w:val="72"/>
@@ -416,111 +699,67 @@
       </w:pPr>
       <w:r>
         <w:rPr>
-          <w:noProof/>
           <w:sz w:val="72"/>
           <w:szCs w:val="72"/>
         </w:rPr>
-        <w:drawing>
-          <wp:inline distT="0" distB="0" distL="0" distR="0">
-            <wp:extent cx="7225893" cy="2118360"/>
-            <wp:effectExtent l="0" t="0" r="0" b="0"/>
-            <wp:docPr id="8" name="Picture 8"/>
-            <wp:cNvGraphicFramePr>
-              <a:graphicFrameLocks xmlns:a="http://schemas.openxmlformats.org/drawingml/2006/main" noChangeAspect="1"/>
-            </wp:cNvGraphicFramePr>
-            <a:graphic xmlns:a="http://schemas.openxmlformats.org/drawingml/2006/main">
-              <a:graphicData uri="http://schemas.openxmlformats.org/drawingml/2006/picture">
-                <pic:pic xmlns:pic="http://schemas.openxmlformats.org/drawingml/2006/picture">
-                  <pic:nvPicPr>
-                    <pic:cNvPr id="8" name="University-of-Illinois-at-Urbana-Champaign.jpg"/>
-                    <pic:cNvPicPr/>
-                  </pic:nvPicPr>
-                  <pic:blipFill>
-                    <a:blip r:embed="rId12">
-                      <a:extLst>
-                        <a:ext uri="{28A0092B-C50C-407E-A947-70E740481C1C}">
-                          <a14:useLocalDpi xmlns:a14="http://schemas.microsoft.com/office/drawing/2010/main" val="0"/>
-                        </a:ext>
-                      </a:extLst>
-                    </a:blip>
-                    <a:stretch>
-                      <a:fillRect/>
-                    </a:stretch>
-                  </pic:blipFill>
-                  <pic:spPr>
-                    <a:xfrm>
-                      <a:off x="0" y="0"/>
-                      <a:ext cx="7253854" cy="2126557"/>
-                    </a:xfrm>
-                    <a:prstGeom prst="rect">
-                      <a:avLst/>
-                    </a:prstGeom>
-                  </pic:spPr>
-                </pic:pic>
-              </a:graphicData>
-            </a:graphic>
-          </wp:inline>
-        </w:drawing>
-      </w:r>
-    </w:p>
-    <w:p>
-      <w:pPr>
-        <w:jc w:val="center"/>
-        <w:rPr>
-          <w:sz w:val="36"/>
-          <w:szCs w:val="36"/>
-        </w:rPr>
-      </w:pPr>
-      <w:hyperlink r:id="rId13" w:history="1">
-        <w:r>
-          <w:rPr>
-            <w:rStyle w:val="Hyperlink"/>
-            <w:sz w:val="36"/>
-            <w:szCs w:val="36"/>
-          </w:rPr>
-          <w:t>http://illinois.edu/</w:t>
-        </w:r>
-      </w:hyperlink>
-    </w:p>
-    <w:p>
-      <w:pPr>
-        <w:jc w:val="center"/>
-        <w:rPr>
-          <w:sz w:val="36"/>
-          <w:szCs w:val="36"/>
-        </w:rPr>
-      </w:pPr>
-    </w:p>
-    <w:p>
-      <w:pPr>
-        <w:rPr>
-          <w:sz w:val="36"/>
-          <w:szCs w:val="36"/>
-        </w:rPr>
-      </w:pPr>
+        <w:t>__</w:t>
+      </w:r>
+      <w:proofErr w:type="spellStart"/>
       <w:r>
         <w:rPr>
           <w:sz w:val="72"/>
           <w:szCs w:val="72"/>
         </w:rPr>
-        <w:t>__</w:t>
-      </w:r>
-      <w:proofErr w:type="spellStart"/>
+        <w:t>imagesize:original</w:t>
+      </w:r>
+      <w:proofErr w:type="spellEnd"/>
       <w:r>
         <w:rPr>
           <w:sz w:val="72"/>
           <w:szCs w:val="72"/>
         </w:rPr>
-        <w:t>hr</w:t>
-      </w:r>
-      <w:proofErr w:type="spellEnd"/>
-      <w:r>
+        <w:t>__</w:t>
+      </w:r>
+    </w:p>
+    <w:p>
+      <w:pPr>
         <w:rPr>
           <w:sz w:val="72"/>
           <w:szCs w:val="72"/>
         </w:rPr>
+      </w:pPr>
+      <w:r>
+        <w:rPr>
+          <w:sz w:val="72"/>
+          <w:szCs w:val="72"/>
+        </w:rPr>
         <w:t>__</w:t>
       </w:r>
+      <w:proofErr w:type="spellStart"/>
+      <w:r>
+        <w:rPr>
+          <w:sz w:val="72"/>
+          <w:szCs w:val="72"/>
+        </w:rPr>
+        <w:t>hr</w:t>
+      </w:r>
+      <w:proofErr w:type="spellEnd"/>
+      <w:r>
+        <w:rPr>
+          <w:sz w:val="72"/>
+          <w:szCs w:val="72"/>
+        </w:rPr>
+        <w:t>__</w:t>
+      </w:r>
+    </w:p>
+    <w:p>
+      <w:pPr>
+        <w:jc w:val="center"/>
+        <w:rPr>
+          <w:sz w:val="36"/>
+          <w:szCs w:val="36"/>
+        </w:rPr>
+      </w:pPr>
     </w:p>
     <w:sectPr>
       <w:pgSz w:w="12240" w:h="15840"/>
@@ -1234,7 +1473,7 @@
 </file>
 
 <file path=customXml/itemProps1.xml><?xml version="1.0" encoding="utf-8"?>
-<ds:datastoreItem xmlns:ds="http://schemas.openxmlformats.org/officeDocument/2006/customXml" ds:itemID="{6013ACF1-FE7B-4561-A640-2AC42758B0A6}">
+<ds:datastoreItem xmlns:ds="http://schemas.openxmlformats.org/officeDocument/2006/customXml" ds:itemID="{5E32405C-1F69-4688-9932-422241036E68}">
   <ds:schemaRefs>
     <ds:schemaRef ds:uri="http://schemas.openxmlformats.org/officeDocument/2006/bibliography"/>
   </ds:schemaRefs>
